--- a/thesis/thesis_text/Διπλωματική.docx
+++ b/thesis/thesis_text/Διπλωματική.docx
@@ -19,6 +19,7 @@
       <w:r>
         <w:br/>
       </w:r>
+      <w:bookmarkStart w:id="0" w:name="_Hlk219054006"/>
       <w:r>
         <w:rPr>
           <w:b/>
@@ -26,6 +27,7 @@
         </w:rPr>
         <w:t>Σχολή Θετικών Επιστημών και Τεχνολογίας</w:t>
       </w:r>
+      <w:bookmarkEnd w:id="0"/>
       <w:r>
         <w:br/>
       </w:r>
@@ -34,18 +36,28 @@
           <w:b/>
           <w:bCs/>
         </w:rPr>
-        <w:t xml:space="preserve">Πρόγραμμα: </w:t>
-      </w:r>
+        <w:t>Πρόγραμμα</w:t>
+      </w:r>
+      <w:bookmarkStart w:id="1" w:name="_Hlk219146843"/>
+      <w:r>
+        <w:rPr>
+          <w:b/>
+          <w:bCs/>
+        </w:rPr>
+        <w:t xml:space="preserve">: </w:t>
+      </w:r>
+      <w:bookmarkStart w:id="2" w:name="_Hlk219054030"/>
       <w:r>
         <w:t>Μεταπτυχιακή Εξειδίκευση στα Πληροφοριακά Συστήματα (ΠΛΣ)</w:t>
       </w:r>
-    </w:p>
-    <w:p>
-      <w:pPr>
-        <w:rPr>
-          <w:b/>
-          <w:bCs/>
-          <w:lang w:val="en-US"/>
+      <w:bookmarkEnd w:id="1"/>
+      <w:bookmarkEnd w:id="2"/>
+    </w:p>
+    <w:p>
+      <w:pPr>
+        <w:rPr>
+          <w:b/>
+          <w:bCs/>
         </w:rPr>
       </w:pPr>
       <w:r>
@@ -66,8 +78,12 @@
       </w:r>
       <w:r>
         <w:br/>
+      </w:r>
+      <w:bookmarkStart w:id="3" w:name="_Hlk219054080"/>
+      <w:r>
         <w:t>Διαχείριση Ραντεβού για Ελεύθερους Επαγγελματίες</w:t>
       </w:r>
+      <w:bookmarkEnd w:id="3"/>
     </w:p>
     <w:p>
       <w:r>
@@ -78,8 +94,13 @@
         <w:t>Φοιτητής:</w:t>
       </w:r>
       <w:r>
-        <w:t xml:space="preserve"> Ιωάννης Αυγέρος</w:t>
-      </w:r>
+        <w:t xml:space="preserve"> </w:t>
+      </w:r>
+      <w:bookmarkStart w:id="4" w:name="_Hlk219054101"/>
+      <w:r>
+        <w:t>Ιωάννης Αυγέρος</w:t>
+      </w:r>
+      <w:bookmarkEnd w:id="4"/>
       <w:r>
         <w:br/>
       </w:r>
@@ -109,6 +130,7 @@
       <w:r>
         <w:t xml:space="preserve"> </w:t>
       </w:r>
+      <w:bookmarkStart w:id="5" w:name="_Hlk219054139"/>
       <w:proofErr w:type="spellStart"/>
       <w:r>
         <w:t>Παξιμάδης</w:t>
@@ -120,6 +142,7 @@
       <w:r>
         <w:t>Κωνσταντίνος</w:t>
       </w:r>
+      <w:bookmarkEnd w:id="5"/>
       <w:r>
         <w:br/>
       </w:r>
@@ -179,6 +202,7 @@
       <w:pPr>
         <w:jc w:val="both"/>
       </w:pPr>
+      <w:bookmarkStart w:id="6" w:name="_Hlk219054902"/>
       <w:r>
         <w:t xml:space="preserve">Η παρούσα διπλωματική εργασία έχει ως στόχο την ανάπτυξη μίας </w:t>
       </w:r>
@@ -754,6 +778,7 @@
         <w:t>.</w:t>
       </w:r>
     </w:p>
+    <w:bookmarkEnd w:id="6"/>
     <w:p>
       <w:pPr>
         <w:jc w:val="both"/>
@@ -766,7 +791,11 @@
         <w:t>Λέξεις-Κλειδιά:</w:t>
       </w:r>
       <w:r>
-        <w:t xml:space="preserve"> διαχείριση ραντεβού, ελεύθεροι επαγγελματίες, React.js, </w:t>
+        <w:t xml:space="preserve"> </w:t>
+      </w:r>
+      <w:bookmarkStart w:id="7" w:name="_Hlk219054811"/>
+      <w:r>
+        <w:t xml:space="preserve">διαχείριση ραντεβού, ελεύθεροι επαγγελματίες, React.js, </w:t>
       </w:r>
       <w:proofErr w:type="spellStart"/>
       <w:r>
@@ -808,6 +837,7 @@
       <w:r>
         <w:t xml:space="preserve"> ανάπτυξη.</w:t>
       </w:r>
+      <w:bookmarkEnd w:id="7"/>
     </w:p>
     <w:p>
       <w:r>
@@ -831,6 +861,7 @@
       </w:r>
     </w:p>
     <w:p>
+      <w:bookmarkStart w:id="8" w:name="_Hlk219054844"/>
       <w:r>
         <w:t xml:space="preserve">Η παρούσα διπλωματική εργασία εκπονήθηκε στο πλαίσιο των σπουδών μου στο </w:t>
       </w:r>
@@ -926,6 +957,7 @@
         <w:t>.</w:t>
       </w:r>
     </w:p>
+    <w:bookmarkEnd w:id="8"/>
     <w:p>
       <w:r>
         <w:br w:type="page"/>
@@ -6148,6 +6180,11 @@
       </w:r>
     </w:p>
     <w:p>
+      <w:pPr>
+        <w:rPr>
+          <w:lang w:val="en-US"/>
+        </w:rPr>
+      </w:pPr>
       <w:proofErr w:type="gramStart"/>
       <w:r>
         <w:rPr>
@@ -6172,7 +6209,15 @@
       <w:proofErr w:type="gramEnd"/>
     </w:p>
     <w:p>
-      <w:r>
+      <w:pPr>
+        <w:rPr>
+          <w:lang w:val="en-US"/>
+        </w:rPr>
+      </w:pPr>
+      <w:r>
+        <w:rPr>
+          <w:lang w:val="en-US"/>
+        </w:rPr>
         <w:br w:type="page"/>
       </w:r>
     </w:p>
@@ -6705,6 +6750,11 @@
       </w:r>
     </w:p>
     <w:p>
+      <w:pPr>
+        <w:rPr>
+          <w:lang w:val="en-US"/>
+        </w:rPr>
+      </w:pPr>
       <w:r>
         <w:rPr>
           <w:lang w:val="en-US"/>
@@ -6975,11 +7025,22 @@
       </w:r>
     </w:p>
     <w:p>
-      <w:r>
+      <w:pPr>
+        <w:rPr>
+          <w:lang w:val="en-US"/>
+        </w:rPr>
+      </w:pPr>
+      <w:r>
+        <w:rPr>
+          <w:lang w:val="en-US"/>
+        </w:rPr>
         <w:t xml:space="preserve">Professional ───&lt; </w:t>
       </w:r>
       <w:proofErr w:type="spellStart"/>
       <w:r>
+        <w:rPr>
+          <w:lang w:val="en-US"/>
+        </w:rPr>
         <w:t>ProfessionalSchedule</w:t>
       </w:r>
       <w:proofErr w:type="spellEnd"/>
@@ -6995,10 +7056,69 @@
           <w:i/>
           <w:iCs/>
         </w:rPr>
-        <w:t>Συσχέτιση «ένα-προς-πολλά»</w:t>
-      </w:r>
-      <w:r>
-        <w:t xml:space="preserve"> (1..*) από</w:t>
+        <w:t>Συσχέτιση</w:t>
+      </w:r>
+      <w:r>
+        <w:rPr>
+          <w:i/>
+          <w:iCs/>
+          <w:lang w:val="en-US"/>
+        </w:rPr>
+        <w:t xml:space="preserve"> «</w:t>
+      </w:r>
+      <w:r>
+        <w:rPr>
+          <w:i/>
+          <w:iCs/>
+        </w:rPr>
+        <w:t>ένα</w:t>
+      </w:r>
+      <w:r>
+        <w:rPr>
+          <w:i/>
+          <w:iCs/>
+          <w:lang w:val="en-US"/>
+        </w:rPr>
+        <w:t>-</w:t>
+      </w:r>
+      <w:r>
+        <w:rPr>
+          <w:i/>
+          <w:iCs/>
+        </w:rPr>
+        <w:t>προς</w:t>
+      </w:r>
+      <w:r>
+        <w:rPr>
+          <w:i/>
+          <w:iCs/>
+          <w:lang w:val="en-US"/>
+        </w:rPr>
+        <w:t>-</w:t>
+      </w:r>
+      <w:r>
+        <w:rPr>
+          <w:i/>
+          <w:iCs/>
+        </w:rPr>
+        <w:t>πολλά</w:t>
+      </w:r>
+      <w:r>
+        <w:rPr>
+          <w:i/>
+          <w:iCs/>
+          <w:lang w:val="en-US"/>
+        </w:rPr>
+        <w:t>»</w:t>
+      </w:r>
+      <w:r>
+        <w:rPr>
+          <w:lang w:val="en-US"/>
+        </w:rPr>
+        <w:t xml:space="preserve"> (1..*) </w:t>
+      </w:r>
+      <w:r>
+        <w:t>από</w:t>
       </w:r>
       <w:r>
         <w:rPr>
@@ -10104,7 +10224,7 @@
     <w:p>
       <w:r>
         <w:pict w14:anchorId="550F9596">
-          <v:rect id="_x0000_i1181" style="width:0;height:1.5pt" o:hralign="center" o:hrstd="t" o:hr="t" fillcolor="#a0a0a0" stroked="f"/>
+          <v:rect id="_x0000_i1025" style="width:0;height:1.5pt" o:hralign="center" o:hrstd="t" o:hr="t" fillcolor="#a0a0a0" stroked="f"/>
         </w:pict>
       </w:r>
     </w:p>
@@ -10453,7 +10573,7 @@
     <w:p>
       <w:r>
         <w:pict w14:anchorId="51EA6FDC">
-          <v:rect id="_x0000_i1182" style="width:0;height:1.5pt" o:hralign="center" o:hrstd="t" o:hr="t" fillcolor="#a0a0a0" stroked="f"/>
+          <v:rect id="_x0000_i1026" style="width:0;height:1.5pt" o:hralign="center" o:hrstd="t" o:hr="t" fillcolor="#a0a0a0" stroked="f"/>
         </w:pict>
       </w:r>
     </w:p>
@@ -12512,7 +12632,7 @@
     <w:p>
       <w:r>
         <w:pict w14:anchorId="1CB4281C">
-          <v:rect id="_x0000_i1191" style="width:0;height:1.5pt" o:hralign="center" o:hrstd="t" o:hr="t" fillcolor="#a0a0a0" stroked="f"/>
+          <v:rect id="_x0000_i1027" style="width:0;height:1.5pt" o:hralign="center" o:hrstd="t" o:hr="t" fillcolor="#a0a0a0" stroked="f"/>
         </w:pict>
       </w:r>
     </w:p>
@@ -13082,7 +13202,7 @@
     <w:p>
       <w:r>
         <w:pict w14:anchorId="09D239E7">
-          <v:rect id="_x0000_i1211" style="width:0;height:1.5pt" o:hralign="center" o:hrstd="t" o:hr="t" fillcolor="#a0a0a0" stroked="f"/>
+          <v:rect id="_x0000_i1028" style="width:0;height:1.5pt" o:hralign="center" o:hrstd="t" o:hr="t" fillcolor="#a0a0a0" stroked="f"/>
         </w:pict>
       </w:r>
     </w:p>
@@ -13206,7 +13326,7 @@
     <w:p>
       <w:r>
         <w:pict w14:anchorId="6103F9F4">
-          <v:rect id="_x0000_i1212" style="width:0;height:1.5pt" o:hralign="center" o:hrstd="t" o:hr="t" fillcolor="#a0a0a0" stroked="f"/>
+          <v:rect id="_x0000_i1029" style="width:0;height:1.5pt" o:hralign="center" o:hrstd="t" o:hr="t" fillcolor="#a0a0a0" stroked="f"/>
         </w:pict>
       </w:r>
     </w:p>
@@ -13305,7 +13425,7 @@
     <w:p>
       <w:r>
         <w:pict w14:anchorId="7098F7D4">
-          <v:rect id="_x0000_i1213" style="width:0;height:1.5pt" o:hralign="center" o:hrstd="t" o:hr="t" fillcolor="#a0a0a0" stroked="f"/>
+          <v:rect id="_x0000_i1030" style="width:0;height:1.5pt" o:hralign="center" o:hrstd="t" o:hr="t" fillcolor="#a0a0a0" stroked="f"/>
         </w:pict>
       </w:r>
     </w:p>
@@ -13610,7 +13730,7 @@
     <w:p>
       <w:r>
         <w:pict w14:anchorId="5F8B427E">
-          <v:rect id="_x0000_i1229" style="width:0;height:1.5pt" o:hralign="center" o:hrstd="t" o:hr="t" fillcolor="#a0a0a0" stroked="f"/>
+          <v:rect id="_x0000_i1031" style="width:0;height:1.5pt" o:hralign="center" o:hrstd="t" o:hr="t" fillcolor="#a0a0a0" stroked="f"/>
         </w:pict>
       </w:r>
     </w:p>
@@ -13797,7 +13917,7 @@
     <w:p>
       <w:r>
         <w:pict w14:anchorId="7C82C651">
-          <v:rect id="_x0000_i1230" style="width:0;height:1.5pt" o:hralign="center" o:hrstd="t" o:hr="t" fillcolor="#a0a0a0" stroked="f"/>
+          <v:rect id="_x0000_i1032" style="width:0;height:1.5pt" o:hralign="center" o:hrstd="t" o:hr="t" fillcolor="#a0a0a0" stroked="f"/>
         </w:pict>
       </w:r>
     </w:p>
@@ -14151,7 +14271,7 @@
     <w:p>
       <w:r>
         <w:pict w14:anchorId="6845C0A0">
-          <v:rect id="_x0000_i1245" style="width:0;height:1.5pt" o:hralign="center" o:hrstd="t" o:hr="t" fillcolor="#a0a0a0" stroked="f"/>
+          <v:rect id="_x0000_i1033" style="width:0;height:1.5pt" o:hralign="center" o:hrstd="t" o:hr="t" fillcolor="#a0a0a0" stroked="f"/>
         </w:pict>
       </w:r>
     </w:p>
@@ -14353,7 +14473,7 @@
     <w:p>
       <w:r>
         <w:pict w14:anchorId="56FBB010">
-          <v:rect id="_x0000_i1246" style="width:0;height:1.5pt" o:hralign="center" o:hrstd="t" o:hr="t" fillcolor="#a0a0a0" stroked="f"/>
+          <v:rect id="_x0000_i1034" style="width:0;height:1.5pt" o:hralign="center" o:hrstd="t" o:hr="t" fillcolor="#a0a0a0" stroked="f"/>
         </w:pict>
       </w:r>
     </w:p>
@@ -15239,7 +15359,7 @@
     <w:p>
       <w:r>
         <w:pict w14:anchorId="3C1E49A1">
-          <v:rect id="_x0000_i1255" style="width:0;height:1.5pt" o:hralign="center" o:hrstd="t" o:hr="t" fillcolor="#a0a0a0" stroked="f"/>
+          <v:rect id="_x0000_i1035" style="width:0;height:1.5pt" o:hralign="center" o:hrstd="t" o:hr="t" fillcolor="#a0a0a0" stroked="f"/>
         </w:pict>
       </w:r>
     </w:p>
@@ -15869,7 +15989,7 @@
     <w:p>
       <w:r>
         <w:pict w14:anchorId="2F008CA6">
-          <v:rect id="_x0000_i1269" style="width:0;height:1.5pt" o:hralign="center" o:hrstd="t" o:hr="t" fillcolor="#a0a0a0" stroked="f"/>
+          <v:rect id="_x0000_i1036" style="width:0;height:1.5pt" o:hralign="center" o:hrstd="t" o:hr="t" fillcolor="#a0a0a0" stroked="f"/>
         </w:pict>
       </w:r>
     </w:p>
@@ -16104,7 +16224,7 @@
     <w:p>
       <w:r>
         <w:pict w14:anchorId="432094CC">
-          <v:rect id="_x0000_i1270" style="width:0;height:1.5pt" o:hralign="center" o:hrstd="t" o:hr="t" fillcolor="#a0a0a0" stroked="f"/>
+          <v:rect id="_x0000_i1037" style="width:0;height:1.5pt" o:hralign="center" o:hrstd="t" o:hr="t" fillcolor="#a0a0a0" stroked="f"/>
         </w:pict>
       </w:r>
     </w:p>
@@ -16384,7 +16504,7 @@
     <w:p>
       <w:r>
         <w:pict w14:anchorId="5A5F20F8">
-          <v:rect id="_x0000_i1285" style="width:0;height:1.5pt" o:hralign="center" o:hrstd="t" o:hr="t" fillcolor="#a0a0a0" stroked="f"/>
+          <v:rect id="_x0000_i1038" style="width:0;height:1.5pt" o:hralign="center" o:hrstd="t" o:hr="t" fillcolor="#a0a0a0" stroked="f"/>
         </w:pict>
       </w:r>
     </w:p>
@@ -16562,7 +16682,7 @@
     <w:p>
       <w:r>
         <w:pict w14:anchorId="0E80AEBA">
-          <v:rect id="_x0000_i1286" style="width:0;height:1.5pt" o:hralign="center" o:hrstd="t" o:hr="t" fillcolor="#a0a0a0" stroked="f"/>
+          <v:rect id="_x0000_i1039" style="width:0;height:1.5pt" o:hralign="center" o:hrstd="t" o:hr="t" fillcolor="#a0a0a0" stroked="f"/>
         </w:pict>
       </w:r>
     </w:p>
@@ -16843,7 +16963,7 @@
     <w:p>
       <w:r>
         <w:pict w14:anchorId="448C0A73">
-          <v:rect id="_x0000_i1301" style="width:0;height:1.5pt" o:hralign="center" o:hrstd="t" o:hr="t" fillcolor="#a0a0a0" stroked="f"/>
+          <v:rect id="_x0000_i1040" style="width:0;height:1.5pt" o:hralign="center" o:hrstd="t" o:hr="t" fillcolor="#a0a0a0" stroked="f"/>
         </w:pict>
       </w:r>
     </w:p>
@@ -17021,7 +17141,7 @@
     <w:p>
       <w:r>
         <w:pict w14:anchorId="4B79A64F">
-          <v:rect id="_x0000_i1302" style="width:0;height:1.5pt" o:hralign="center" o:hrstd="t" o:hr="t" fillcolor="#a0a0a0" stroked="f"/>
+          <v:rect id="_x0000_i1041" style="width:0;height:1.5pt" o:hralign="center" o:hrstd="t" o:hr="t" fillcolor="#a0a0a0" stroked="f"/>
         </w:pict>
       </w:r>
     </w:p>
@@ -17355,7 +17475,7 @@
     <w:p>
       <w:r>
         <w:pict w14:anchorId="47D8C739">
-          <v:rect id="_x0000_i1317" style="width:0;height:1.5pt" o:hralign="center" o:hrstd="t" o:hr="t" fillcolor="#a0a0a0" stroked="f"/>
+          <v:rect id="_x0000_i1042" style="width:0;height:1.5pt" o:hralign="center" o:hrstd="t" o:hr="t" fillcolor="#a0a0a0" stroked="f"/>
         </w:pict>
       </w:r>
     </w:p>
@@ -17548,7 +17668,7 @@
     <w:p>
       <w:r>
         <w:pict w14:anchorId="625FB1A4">
-          <v:rect id="_x0000_i1318" style="width:0;height:1.5pt" o:hralign="center" o:hrstd="t" o:hr="t" fillcolor="#a0a0a0" stroked="f"/>
+          <v:rect id="_x0000_i1043" style="width:0;height:1.5pt" o:hralign="center" o:hrstd="t" o:hr="t" fillcolor="#a0a0a0" stroked="f"/>
         </w:pict>
       </w:r>
     </w:p>
@@ -17817,7 +17937,7 @@
     <w:p>
       <w:r>
         <w:pict w14:anchorId="6C5F5E98">
-          <v:rect id="_x0000_i1333" style="width:0;height:1.5pt" o:hralign="center" o:hrstd="t" o:hr="t" fillcolor="#a0a0a0" stroked="f"/>
+          <v:rect id="_x0000_i1044" style="width:0;height:1.5pt" o:hralign="center" o:hrstd="t" o:hr="t" fillcolor="#a0a0a0" stroked="f"/>
         </w:pict>
       </w:r>
     </w:p>
@@ -18091,7 +18211,7 @@
     <w:p>
       <w:r>
         <w:pict w14:anchorId="21BCCB42">
-          <v:rect id="_x0000_i1334" style="width:0;height:1.5pt" o:hralign="center" o:hrstd="t" o:hr="t" fillcolor="#a0a0a0" stroked="f"/>
+          <v:rect id="_x0000_i1045" style="width:0;height:1.5pt" o:hralign="center" o:hrstd="t" o:hr="t" fillcolor="#a0a0a0" stroked="f"/>
         </w:pict>
       </w:r>
     </w:p>
@@ -18954,7 +19074,7 @@
     <w:p>
       <w:r>
         <w:pict w14:anchorId="03F14C65">
-          <v:rect id="_x0000_i1385" style="width:0;height:1.5pt" o:hralign="center" o:hrstd="t" o:hr="t" fillcolor="#a0a0a0" stroked="f"/>
+          <v:rect id="_x0000_i1046" style="width:0;height:1.5pt" o:hralign="center" o:hrstd="t" o:hr="t" fillcolor="#a0a0a0" stroked="f"/>
         </w:pict>
       </w:r>
     </w:p>
@@ -19136,7 +19256,7 @@
     <w:p>
       <w:r>
         <w:pict w14:anchorId="5B0C6C65">
-          <v:rect id="_x0000_i1386" style="width:0;height:1.5pt" o:hralign="center" o:hrstd="t" o:hr="t" fillcolor="#a0a0a0" stroked="f"/>
+          <v:rect id="_x0000_i1047" style="width:0;height:1.5pt" o:hralign="center" o:hrstd="t" o:hr="t" fillcolor="#a0a0a0" stroked="f"/>
         </w:pict>
       </w:r>
     </w:p>
@@ -19438,7 +19558,7 @@
     <w:p>
       <w:r>
         <w:pict w14:anchorId="06A75741">
-          <v:rect id="_x0000_i1387" style="width:0;height:1.5pt" o:hralign="center" o:hrstd="t" o:hr="t" fillcolor="#a0a0a0" stroked="f"/>
+          <v:rect id="_x0000_i1048" style="width:0;height:1.5pt" o:hralign="center" o:hrstd="t" o:hr="t" fillcolor="#a0a0a0" stroked="f"/>
         </w:pict>
       </w:r>
     </w:p>
@@ -19860,7 +19980,7 @@
     <w:p>
       <w:r>
         <w:pict w14:anchorId="5CCB160E">
-          <v:rect id="_x0000_i1388" style="width:0;height:1.5pt" o:hralign="center" o:hrstd="t" o:hr="t" fillcolor="#a0a0a0" stroked="f"/>
+          <v:rect id="_x0000_i1049" style="width:0;height:1.5pt" o:hralign="center" o:hrstd="t" o:hr="t" fillcolor="#a0a0a0" stroked="f"/>
         </w:pict>
       </w:r>
     </w:p>
@@ -20054,7 +20174,7 @@
     <w:p>
       <w:r>
         <w:pict w14:anchorId="7619EED3">
-          <v:rect id="_x0000_i1389" style="width:0;height:1.5pt" o:hralign="center" o:hrstd="t" o:hr="t" fillcolor="#a0a0a0" stroked="f"/>
+          <v:rect id="_x0000_i1050" style="width:0;height:1.5pt" o:hralign="center" o:hrstd="t" o:hr="t" fillcolor="#a0a0a0" stroked="f"/>
         </w:pict>
       </w:r>
     </w:p>
@@ -20252,7 +20372,7 @@
     <w:p>
       <w:r>
         <w:pict w14:anchorId="5BEC0964">
-          <v:rect id="_x0000_i1390" style="width:0;height:1.5pt" o:hralign="center" o:hrstd="t" o:hr="t" fillcolor="#a0a0a0" stroked="f"/>
+          <v:rect id="_x0000_i1051" style="width:0;height:1.5pt" o:hralign="center" o:hrstd="t" o:hr="t" fillcolor="#a0a0a0" stroked="f"/>
         </w:pict>
       </w:r>
     </w:p>
@@ -20394,7 +20514,7 @@
     <w:p>
       <w:r>
         <w:pict w14:anchorId="09311B2C">
-          <v:rect id="_x0000_i1391" style="width:0;height:1.5pt" o:hralign="center" o:hrstd="t" o:hr="t" fillcolor="#a0a0a0" stroked="f"/>
+          <v:rect id="_x0000_i1052" style="width:0;height:1.5pt" o:hralign="center" o:hrstd="t" o:hr="t" fillcolor="#a0a0a0" stroked="f"/>
         </w:pict>
       </w:r>
     </w:p>
@@ -20632,7 +20752,7 @@
     <w:p>
       <w:r>
         <w:pict w14:anchorId="3BEC124B">
-          <v:rect id="_x0000_i1392" style="width:0;height:1.5pt" o:hralign="center" o:hrstd="t" o:hr="t" fillcolor="#a0a0a0" stroked="f"/>
+          <v:rect id="_x0000_i1053" style="width:0;height:1.5pt" o:hralign="center" o:hrstd="t" o:hr="t" fillcolor="#a0a0a0" stroked="f"/>
         </w:pict>
       </w:r>
     </w:p>
@@ -31699,6 +31819,7 @@
   <w:num w:numId="72" w16cid:durableId="1183981655">
     <w:abstractNumId w:val="57"/>
   </w:num>
+  <w:numIdMacAtCleanup w:val="72"/>
 </w:numbering>
 </file>
 
@@ -32305,6 +32426,7 @@
   <w:style w:type="character" w:default="1" w:styleId="a0">
     <w:name w:val="Default Paragraph Font"/>
     <w:uiPriority w:val="1"/>
+    <w:semiHidden/>
     <w:unhideWhenUsed/>
   </w:style>
   <w:style w:type="table" w:default="1" w:styleId="a1">
